--- a/7_KI-Basismodule/KI-B4/KI-B4.1.3_Kontrollblatt.docx
+++ b/7_KI-Basismodule/KI-B4/KI-B4.1.3_Kontrollblatt.docx
@@ -1,6 +1,6 @@
 
 <file path=word/document.xml><?xml version="1.0" encoding="utf-8"?>
-<w:document xmlns:wpc="http://schemas.microsoft.com/office/word/2010/wordprocessingCanvas" xmlns:cx="http://schemas.microsoft.com/office/drawing/2014/chartex" xmlns:cx1="http://schemas.microsoft.com/office/drawing/2015/9/8/chartex" xmlns:cx2="http://schemas.microsoft.com/office/drawing/2015/10/21/chartex" xmlns:cx3="http://schemas.microsoft.com/office/drawing/2016/5/9/chartex" xmlns:cx4="http://schemas.microsoft.com/office/drawing/2016/5/10/chartex" xmlns:cx5="http://schemas.microsoft.com/office/drawing/2016/5/11/chartex" xmlns:cx6="http://schemas.microsoft.com/office/drawing/2016/5/12/chartex" xmlns:cx7="http://schemas.microsoft.com/office/drawing/2016/5/13/chartex" xmlns:cx8="http://schemas.microsoft.com/office/drawing/2016/5/14/chartex" xmlns:mc="http://schemas.openxmlformats.org/markup-compatibility/2006" xmlns:aink="http://schemas.microsoft.com/office/drawing/2016/ink" xmlns:am3d="http://schemas.microsoft.com/office/drawing/2017/model3d" xmlns:o="urn:schemas-microsoft-com:office:office" xmlns:r="http://schemas.openxmlformats.org/officeDocument/2006/relationships" xmlns:m="http://schemas.openxmlformats.org/officeDocument/2006/math" xmlns:v="urn:schemas-microsoft-com:vml" xmlns:wp14="http://schemas.microsoft.com/office/word/2010/wordprocessingDrawing" xmlns:wp="http://schemas.openxmlformats.org/drawingml/2006/wordprocessingDrawing" xmlns:w10="urn:schemas-microsoft-com:office:word" xmlns:w="http://schemas.openxmlformats.org/wordprocessingml/2006/main" xmlns:w14="http://schemas.microsoft.com/office/word/2010/wordml" xmlns:w15="http://schemas.microsoft.com/office/word/2012/wordml" xmlns:w16cex="http://schemas.microsoft.com/office/word/2018/wordml/cex" xmlns:w16cid="http://schemas.microsoft.com/office/word/2016/wordml/cid" xmlns:w16="http://schemas.microsoft.com/office/word/2018/wordml" xmlns:w16sdtdh="http://schemas.microsoft.com/office/word/2020/wordml/sdtdatahash" xmlns:w16se="http://schemas.microsoft.com/office/word/2015/wordml/symex" xmlns:wpg="http://schemas.microsoft.com/office/word/2010/wordprocessingGroup" xmlns:wpi="http://schemas.microsoft.com/office/word/2010/wordprocessingInk" xmlns:wne="http://schemas.microsoft.com/office/word/2006/wordml" xmlns:wps="http://schemas.microsoft.com/office/word/2010/wordprocessingShape" mc:Ignorable="w14 w15 w16se w16cid w16 w16cex w16sdtdh wp14">
+<w:document xmlns:wpc="http://schemas.microsoft.com/office/word/2010/wordprocessingCanvas" xmlns:cx="http://schemas.microsoft.com/office/drawing/2014/chartex" xmlns:cx1="http://schemas.microsoft.com/office/drawing/2015/9/8/chartex" xmlns:cx2="http://schemas.microsoft.com/office/drawing/2015/10/21/chartex" xmlns:cx3="http://schemas.microsoft.com/office/drawing/2016/5/9/chartex" xmlns:cx4="http://schemas.microsoft.com/office/drawing/2016/5/10/chartex" xmlns:cx5="http://schemas.microsoft.com/office/drawing/2016/5/11/chartex" xmlns:cx6="http://schemas.microsoft.com/office/drawing/2016/5/12/chartex" xmlns:cx7="http://schemas.microsoft.com/office/drawing/2016/5/13/chartex" xmlns:cx8="http://schemas.microsoft.com/office/drawing/2016/5/14/chartex" xmlns:mc="http://schemas.openxmlformats.org/markup-compatibility/2006" xmlns:aink="http://schemas.microsoft.com/office/drawing/2016/ink" xmlns:am3d="http://schemas.microsoft.com/office/drawing/2017/model3d" xmlns:o="urn:schemas-microsoft-com:office:office" xmlns:oel="http://schemas.microsoft.com/office/2019/extlst" xmlns:r="http://schemas.openxmlformats.org/officeDocument/2006/relationships" xmlns:m="http://schemas.openxmlformats.org/officeDocument/2006/math" xmlns:v="urn:schemas-microsoft-com:vml" xmlns:wp14="http://schemas.microsoft.com/office/word/2010/wordprocessingDrawing" xmlns:wp="http://schemas.openxmlformats.org/drawingml/2006/wordprocessingDrawing" xmlns:w10="urn:schemas-microsoft-com:office:word" xmlns:w="http://schemas.openxmlformats.org/wordprocessingml/2006/main" xmlns:w14="http://schemas.microsoft.com/office/word/2010/wordml" xmlns:w15="http://schemas.microsoft.com/office/word/2012/wordml" xmlns:w16cex="http://schemas.microsoft.com/office/word/2018/wordml/cex" xmlns:w16cid="http://schemas.microsoft.com/office/word/2016/wordml/cid" xmlns:w16="http://schemas.microsoft.com/office/word/2018/wordml" xmlns:w16sdtdh="http://schemas.microsoft.com/office/word/2020/wordml/sdtdatahash" xmlns:w16se="http://schemas.microsoft.com/office/word/2015/wordml/symex" xmlns:wpg="http://schemas.microsoft.com/office/word/2010/wordprocessingGroup" xmlns:wpi="http://schemas.microsoft.com/office/word/2010/wordprocessingInk" xmlns:wne="http://schemas.microsoft.com/office/word/2006/wordml" xmlns:wps="http://schemas.microsoft.com/office/word/2010/wordprocessingShape" mc:Ignorable="w14 w15 w16se w16cid w16 w16cex w16sdtdh wp14">
   <w:body>
     <w:p>
       <w:pPr>
@@ -162,6 +162,7 @@
         <w:autoSpaceDN/>
         <w:spacing w:beforeLines="60" w:before="144" w:afterLines="60" w:after="144" w:line="259" w:lineRule="auto"/>
         <w:ind w:right="0"/>
+        <w:jc w:val="both"/>
         <w:rPr>
           <w:rFonts w:eastAsia="Calibri"/>
           <w:b/>
@@ -172,6 +173,7 @@
           <w:lang w:val="de-DE" w:eastAsia="de-DE"/>
         </w:rPr>
       </w:pPr>
+      <w:commentRangeStart w:id="0"/>
       <w:r>
         <w:rPr>
           <w:rFonts w:eastAsia="Calibri"/>
@@ -207,8 +209,9 @@
           <w:lang w:val="de-DE" w:eastAsia="de-DE"/>
         </w:rPr>
         <w:tab/>
-        <w:t xml:space="preserve">        </w:t>
-      </w:r>
+        <w:t xml:space="preserve">     </w:t>
+      </w:r>
+      <w:proofErr w:type="gramStart"/>
       <w:r>
         <w:rPr>
           <w:rFonts w:eastAsia="Calibri"/>
@@ -219,13 +222,46 @@
           <w:szCs w:val="28"/>
           <w:lang w:val="de-DE" w:eastAsia="de-DE"/>
         </w:rPr>
-        <w:t>(Variante a)</w:t>
+        <w:t xml:space="preserve">   </w:t>
+      </w:r>
+      <w:r>
+        <w:rPr>
+          <w:rFonts w:eastAsia="Calibri"/>
+          <w:b/>
+          <w:bCs/>
+          <w:color w:val="000000"/>
+          <w:sz w:val="28"/>
+          <w:szCs w:val="28"/>
+          <w:lang w:val="de-DE" w:eastAsia="de-DE"/>
+        </w:rPr>
+        <w:t>(</w:t>
+      </w:r>
+      <w:proofErr w:type="gramEnd"/>
+      <w:r>
+        <w:rPr>
+          <w:rFonts w:eastAsia="Calibri"/>
+          <w:b/>
+          <w:bCs/>
+          <w:color w:val="000000"/>
+          <w:sz w:val="28"/>
+          <w:szCs w:val="28"/>
+          <w:lang w:val="de-DE" w:eastAsia="de-DE"/>
+        </w:rPr>
+        <w:t>Variante a)</w:t>
+      </w:r>
+      <w:commentRangeEnd w:id="0"/>
+      <w:r>
+        <w:rPr>
+          <w:rStyle w:val="Kommentarzeichen"/>
+        </w:rPr>
+        <w:commentReference w:id="0"/>
       </w:r>
     </w:p>
     <w:p>
       <w:pPr>
         <w:spacing w:before="12" w:afterLines="60" w:after="144" w:line="288" w:lineRule="auto"/>
         <w:ind w:left="410"/>
+        <w:jc w:val="both"/>
         <w:rPr>
           <w:sz w:val="21"/>
           <w:szCs w:val="21"/>
@@ -254,7 +290,7 @@
           <w:szCs w:val="21"/>
           <w:lang w:val="de-DE" w:eastAsia="de-DE"/>
         </w:rPr>
-        <w:t xml:space="preserve"> testen. Im </w:t>
+        <w:t xml:space="preserve"> testen. Im Folgenden findest du die eigentliche Beschriftung für die Äffchen in den Testdaten.</w:t>
       </w:r>
       <w:r>
         <w:rPr>
@@ -262,7 +298,6 @@
           <w:szCs w:val="21"/>
           <w:lang w:val="de-DE" w:eastAsia="de-DE"/>
         </w:rPr>
-        <w:tab/>
         <w:t xml:space="preserve"> </w:t>
       </w:r>
       <w:r>
@@ -271,7 +306,7 @@
           <w:szCs w:val="21"/>
           <w:lang w:val="de-DE" w:eastAsia="de-DE"/>
         </w:rPr>
-        <w:t>Folgenden findest du die eigentliche Beschriftung für die Äffchen in den Testdaten.</w:t>
+        <w:t>Vergleiche die Auflösung mit deinen Beschriftungen und markiere, ob deine Vorhersage richtig oder falsch</w:t>
       </w:r>
       <w:r>
         <w:rPr>
@@ -280,48 +315,6 @@
           <w:lang w:val="de-DE" w:eastAsia="de-DE"/>
         </w:rPr>
         <w:t xml:space="preserve"> </w:t>
-      </w:r>
-      <w:r>
-        <w:rPr>
-          <w:sz w:val="21"/>
-          <w:szCs w:val="21"/>
-          <w:lang w:val="de-DE" w:eastAsia="de-DE"/>
-        </w:rPr>
-        <w:t xml:space="preserve">Vergleiche </w:t>
-      </w:r>
-      <w:r>
-        <w:rPr>
-          <w:sz w:val="21"/>
-          <w:szCs w:val="21"/>
-          <w:lang w:val="de-DE" w:eastAsia="de-DE"/>
-        </w:rPr>
-        <w:tab/>
-        <w:t xml:space="preserve">             </w:t>
-      </w:r>
-      <w:r>
-        <w:rPr>
-          <w:sz w:val="21"/>
-          <w:szCs w:val="21"/>
-          <w:lang w:val="de-DE" w:eastAsia="de-DE"/>
-        </w:rPr>
-        <w:t>die Auflösung mit deinen Beschriftungen und markiere, ob deine Vorhersage richtig oder falsch</w:t>
-      </w:r>
-      <w:r>
-        <w:rPr>
-          <w:sz w:val="21"/>
-          <w:szCs w:val="21"/>
-          <w:lang w:val="de-DE" w:eastAsia="de-DE"/>
-        </w:rPr>
-        <w:tab/>
-      </w:r>
-      <w:r>
-        <w:rPr>
-          <w:sz w:val="21"/>
-          <w:szCs w:val="21"/>
-          <w:lang w:val="de-DE" w:eastAsia="de-DE"/>
-        </w:rPr>
-        <w:tab/>
-        <w:t xml:space="preserve">  </w:t>
       </w:r>
       <w:r>
         <w:rPr>
@@ -371,7 +364,7 @@
                     <pic:cNvPicPr/>
                   </pic:nvPicPr>
                   <pic:blipFill>
-                    <a:blip r:embed="rId4">
+                    <a:blip r:embed="rId8">
                       <a:extLst>
                         <a:ext uri="{28A0092B-C50C-407E-A947-70E740481C1C}">
                           <a14:useLocalDpi xmlns:a14="http://schemas.microsoft.com/office/drawing/2010/main" val="0"/>
@@ -488,7 +481,7 @@
                     <pic:cNvPicPr/>
                   </pic:nvPicPr>
                   <pic:blipFill>
-                    <a:blip r:embed="rId5" cstate="print"/>
+                    <a:blip r:embed="rId9" cstate="print"/>
                     <a:stretch>
                       <a:fillRect/>
                     </a:stretch>
@@ -677,6 +670,7 @@
       <w:pPr>
         <w:spacing w:before="12" w:afterLines="60" w:after="144" w:line="288" w:lineRule="auto"/>
         <w:ind w:left="410"/>
+        <w:jc w:val="both"/>
         <w:rPr>
           <w:sz w:val="21"/>
           <w:szCs w:val="21"/>
@@ -715,7 +709,7 @@
           <w:szCs w:val="21"/>
           <w:lang w:val="de-DE" w:eastAsia="de-DE"/>
         </w:rPr>
-        <w:t xml:space="preserve">          </w:t>
+        <w:t xml:space="preserve"> </w:t>
       </w:r>
       <w:r>
         <w:rPr>
@@ -749,7 +743,7 @@
           <w:szCs w:val="21"/>
           <w:lang w:val="de-DE" w:eastAsia="de-DE"/>
         </w:rPr>
-        <w:tab/>
+        <w:t>die Auflösung mit deinen Beschriftungen und markiere, ob deine Vorhersage richtig oder falsch</w:t>
       </w:r>
       <w:r>
         <w:rPr>
@@ -757,40 +751,6 @@
           <w:szCs w:val="21"/>
           <w:lang w:val="de-DE" w:eastAsia="de-DE"/>
         </w:rPr>
-        <w:tab/>
-        <w:t xml:space="preserve"> </w:t>
-      </w:r>
-      <w:r>
-        <w:rPr>
-          <w:sz w:val="21"/>
-          <w:szCs w:val="21"/>
-          <w:lang w:val="de-DE" w:eastAsia="de-DE"/>
-        </w:rPr>
-        <w:t>die Auflösung mit deinen Beschriftungen und markiere, ob deine Vorhersage richtig oder falsch</w:t>
-      </w:r>
-      <w:r>
-        <w:rPr>
-          <w:sz w:val="21"/>
-          <w:szCs w:val="21"/>
-          <w:lang w:val="de-DE" w:eastAsia="de-DE"/>
-        </w:rPr>
-        <w:t xml:space="preserve"> </w:t>
-      </w:r>
-      <w:r>
-        <w:rPr>
-          <w:sz w:val="21"/>
-          <w:szCs w:val="21"/>
-          <w:lang w:val="de-DE" w:eastAsia="de-DE"/>
-        </w:rPr>
-        <w:tab/>
-      </w:r>
-      <w:r>
-        <w:rPr>
-          <w:sz w:val="21"/>
-          <w:szCs w:val="21"/>
-          <w:lang w:val="de-DE" w:eastAsia="de-DE"/>
-        </w:rPr>
-        <w:tab/>
         <w:t xml:space="preserve"> </w:t>
       </w:r>
       <w:r>
@@ -841,13 +801,13 @@
         <mc:AlternateContent>
           <mc:Choice Requires="wps">
             <w:drawing>
-              <wp:anchor distT="0" distB="0" distL="114300" distR="114300" simplePos="0" relativeHeight="251679744" behindDoc="0" locked="0" layoutInCell="1" allowOverlap="1" wp14:anchorId="7A91F450" wp14:editId="78C7A537">
+              <wp:anchor distT="0" distB="0" distL="114300" distR="114300" simplePos="0" relativeHeight="251679744" behindDoc="1" locked="0" layoutInCell="1" allowOverlap="1" wp14:anchorId="7A91F450" wp14:editId="6E93F6DB">
                 <wp:simplePos x="0" y="0"/>
                 <wp:positionH relativeFrom="column">
-                  <wp:posOffset>4594193</wp:posOffset>
+                  <wp:posOffset>4594015</wp:posOffset>
                 </wp:positionH>
                 <wp:positionV relativeFrom="paragraph">
-                  <wp:posOffset>1224094</wp:posOffset>
+                  <wp:posOffset>1225990</wp:posOffset>
                 </wp:positionV>
                 <wp:extent cx="3989414" cy="485865"/>
                 <wp:effectExtent l="18097" t="953" r="10478" b="10477"/>
@@ -1091,7 +1051,25 @@
                                 <w:sz w:val="14"/>
                                 <w:szCs w:val="14"/>
                               </w:rPr>
-                              <w:t xml:space="preserve"> (CC-BY-NC, Seegerer &amp; Lindner)</w:t>
+                              <w:t xml:space="preserve"> (CC-BY-NC, </w:t>
+                            </w:r>
+                            <w:proofErr w:type="spellStart"/>
+                            <w:r>
+                              <w:rPr>
+                                <w:color w:val="A7A7A7"/>
+                                <w:sz w:val="14"/>
+                                <w:szCs w:val="14"/>
+                              </w:rPr>
+                              <w:t>Seegerer</w:t>
+                            </w:r>
+                            <w:proofErr w:type="spellEnd"/>
+                            <w:r>
+                              <w:rPr>
+                                <w:color w:val="A7A7A7"/>
+                                <w:sz w:val="14"/>
+                                <w:szCs w:val="14"/>
+                              </w:rPr>
+                              <w:t xml:space="preserve"> &amp; Lindner)</w:t>
                             </w:r>
                           </w:p>
                         </w:txbxContent>
@@ -1107,7 +1085,7 @@
           </mc:Choice>
           <mc:Fallback>
             <w:pict>
-              <v:rect w14:anchorId="7A91F450" id="Rechteck 4" o:spid="_x0000_s1027" style="position:absolute;left:0;text-align:left;margin-left:361.75pt;margin-top:96.4pt;width:314.15pt;height:38.25pt;rotation:-5898242fd;z-index:251679744;visibility:visible;mso-wrap-style:square;mso-wrap-distance-left:9pt;mso-wrap-distance-top:0;mso-wrap-distance-right:9pt;mso-wrap-distance-bottom:0;mso-position-horizontal:absolute;mso-position-horizontal-relative:text;mso-position-vertical:absolute;mso-position-vertical-relative:text;v-text-anchor:top" o:gfxdata="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" stroked="f">
+              <v:rect w14:anchorId="7A91F450" id="Rechteck 4" o:spid="_x0000_s1027" style="position:absolute;left:0;text-align:left;margin-left:361.75pt;margin-top:96.55pt;width:314.15pt;height:38.25pt;rotation:-5898242fd;z-index:-251636736;visibility:visible;mso-wrap-style:square;mso-wrap-distance-left:9pt;mso-wrap-distance-top:0;mso-wrap-distance-right:9pt;mso-wrap-distance-bottom:0;mso-position-horizontal:absolute;mso-position-horizontal-relative:text;mso-position-vertical:absolute;mso-position-vertical-relative:text;v-text-anchor:top" o:gfxdata="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" stroked="f">
                 <v:textbox>
                   <w:txbxContent>
                     <w:p>
@@ -1323,7 +1301,25 @@
                           <w:sz w:val="14"/>
                           <w:szCs w:val="14"/>
                         </w:rPr>
-                        <w:t xml:space="preserve"> (CC-BY-NC, Seegerer &amp; Lindner)</w:t>
+                        <w:t xml:space="preserve"> (CC-BY-NC, </w:t>
+                      </w:r>
+                      <w:proofErr w:type="spellStart"/>
+                      <w:r>
+                        <w:rPr>
+                          <w:color w:val="A7A7A7"/>
+                          <w:sz w:val="14"/>
+                          <w:szCs w:val="14"/>
+                        </w:rPr>
+                        <w:t>Seegerer</w:t>
+                      </w:r>
+                      <w:proofErr w:type="spellEnd"/>
+                      <w:r>
+                        <w:rPr>
+                          <w:color w:val="A7A7A7"/>
+                          <w:sz w:val="14"/>
+                          <w:szCs w:val="14"/>
+                        </w:rPr>
+                        <w:t xml:space="preserve"> &amp; Lindner)</w:t>
                       </w:r>
                     </w:p>
                   </w:txbxContent>
@@ -1354,7 +1350,7 @@
                     <pic:cNvPicPr/>
                   </pic:nvPicPr>
                   <pic:blipFill>
-                    <a:blip r:embed="rId6">
+                    <a:blip r:embed="rId10">
                       <a:extLst>
                         <a:ext uri="{28A0092B-C50C-407E-A947-70E740481C1C}">
                           <a14:useLocalDpi xmlns:a14="http://schemas.microsoft.com/office/drawing/2010/main" val="0"/>
@@ -1469,7 +1465,7 @@
                     </pic:cNvPicPr>
                   </pic:nvPicPr>
                   <pic:blipFill>
-                    <a:blip r:embed="rId7" cstate="print">
+                    <a:blip r:embed="rId11" cstate="print">
                       <a:extLst>
                         <a:ext uri="{28A0092B-C50C-407E-A947-70E740481C1C}">
                           <a14:useLocalDpi xmlns:a14="http://schemas.microsoft.com/office/drawing/2010/main" val="0"/>
@@ -1709,7 +1705,7 @@
         <w:rPr>
           <w:sz w:val="18"/>
         </w:rPr>
-        <w:t>30.06.21</w:t>
+        <w:t>03.07.2023</w:t>
       </w:r>
       <w:r>
         <w:rPr>
@@ -1744,12 +1740,14 @@
         </w:rPr>
         <w:t xml:space="preserve"> </w:t>
       </w:r>
+      <w:proofErr w:type="gramStart"/>
       <w:r>
         <w:rPr>
           <w:sz w:val="18"/>
         </w:rPr>
         <w:t>1</w:t>
       </w:r>
+      <w:proofErr w:type="gramEnd"/>
     </w:p>
     <w:sectPr>
       <w:type w:val="continuous"/>
@@ -1759,6 +1757,53 @@
     </w:sectPr>
   </w:body>
 </w:document>
+</file>
+
+<file path=word/comments.xml><?xml version="1.0" encoding="utf-8"?>
+<w:comments xmlns:wpc="http://schemas.microsoft.com/office/word/2010/wordprocessingCanvas" xmlns:cx="http://schemas.microsoft.com/office/drawing/2014/chartex" xmlns:cx1="http://schemas.microsoft.com/office/drawing/2015/9/8/chartex" xmlns:cx2="http://schemas.microsoft.com/office/drawing/2015/10/21/chartex" xmlns:cx3="http://schemas.microsoft.com/office/drawing/2016/5/9/chartex" xmlns:cx4="http://schemas.microsoft.com/office/drawing/2016/5/10/chartex" xmlns:cx5="http://schemas.microsoft.com/office/drawing/2016/5/11/chartex" xmlns:cx6="http://schemas.microsoft.com/office/drawing/2016/5/12/chartex" xmlns:cx7="http://schemas.microsoft.com/office/drawing/2016/5/13/chartex" xmlns:cx8="http://schemas.microsoft.com/office/drawing/2016/5/14/chartex" xmlns:mc="http://schemas.openxmlformats.org/markup-compatibility/2006" xmlns:aink="http://schemas.microsoft.com/office/drawing/2016/ink" xmlns:am3d="http://schemas.microsoft.com/office/drawing/2017/model3d" xmlns:o="urn:schemas-microsoft-com:office:office" xmlns:oel="http://schemas.microsoft.com/office/2019/extlst" xmlns:r="http://schemas.openxmlformats.org/officeDocument/2006/relationships" xmlns:m="http://schemas.openxmlformats.org/officeDocument/2006/math" xmlns:v="urn:schemas-microsoft-com:vml" xmlns:wp14="http://schemas.microsoft.com/office/word/2010/wordprocessingDrawing" xmlns:wp="http://schemas.openxmlformats.org/drawingml/2006/wordprocessingDrawing" xmlns:w10="urn:schemas-microsoft-com:office:word" xmlns:w="http://schemas.openxmlformats.org/wordprocessingml/2006/main" xmlns:w14="http://schemas.microsoft.com/office/word/2010/wordml" xmlns:w15="http://schemas.microsoft.com/office/word/2012/wordml" xmlns:w16cex="http://schemas.microsoft.com/office/word/2018/wordml/cex" xmlns:w16cid="http://schemas.microsoft.com/office/word/2016/wordml/cid" xmlns:w16="http://schemas.microsoft.com/office/word/2018/wordml" xmlns:w16sdtdh="http://schemas.microsoft.com/office/word/2020/wordml/sdtdatahash" xmlns:w16se="http://schemas.microsoft.com/office/word/2015/wordml/symex" xmlns:wpg="http://schemas.microsoft.com/office/word/2010/wordprocessingGroup" xmlns:wpi="http://schemas.microsoft.com/office/word/2010/wordprocessingInk" xmlns:wne="http://schemas.microsoft.com/office/word/2006/wordml" xmlns:wps="http://schemas.microsoft.com/office/word/2010/wordprocessingShape" mc:Ignorable="w14 w15 w16se w16cid w16 w16cex w16sdtdh wp14">
+  <w:comment w:id="0" w:author="Müller, Maximilian | Wissensfabrik" w:date="2023-07-06T14:33:00Z" w:initials="MM">
+    <w:p>
+      <w:pPr>
+        <w:pStyle w:val="Kommentartext"/>
+      </w:pPr>
+      <w:r>
+        <w:rPr>
+          <w:rStyle w:val="Kommentarzeichen"/>
+        </w:rPr>
+        <w:annotationRef/>
+      </w:r>
+      <w:r>
+        <w:t>Das Seitenlayout/die Formatierung stimmt nicht.</w:t>
+      </w:r>
+    </w:p>
+  </w:comment>
+</w:comments>
+</file>
+
+<file path=word/commentsExtended.xml><?xml version="1.0" encoding="utf-8"?>
+<w15:commentsEx xmlns:wpc="http://schemas.microsoft.com/office/word/2010/wordprocessingCanvas" xmlns:cx="http://schemas.microsoft.com/office/drawing/2014/chartex" xmlns:cx1="http://schemas.microsoft.com/office/drawing/2015/9/8/chartex" xmlns:cx2="http://schemas.microsoft.com/office/drawing/2015/10/21/chartex" xmlns:cx3="http://schemas.microsoft.com/office/drawing/2016/5/9/chartex" xmlns:cx4="http://schemas.microsoft.com/office/drawing/2016/5/10/chartex" xmlns:cx5="http://schemas.microsoft.com/office/drawing/2016/5/11/chartex" xmlns:cx6="http://schemas.microsoft.com/office/drawing/2016/5/12/chartex" xmlns:cx7="http://schemas.microsoft.com/office/drawing/2016/5/13/chartex" xmlns:cx8="http://schemas.microsoft.com/office/drawing/2016/5/14/chartex" xmlns:mc="http://schemas.openxmlformats.org/markup-compatibility/2006" xmlns:aink="http://schemas.microsoft.com/office/drawing/2016/ink" xmlns:am3d="http://schemas.microsoft.com/office/drawing/2017/model3d" xmlns:o="urn:schemas-microsoft-com:office:office" xmlns:oel="http://schemas.microsoft.com/office/2019/extlst" xmlns:r="http://schemas.openxmlformats.org/officeDocument/2006/relationships" xmlns:m="http://schemas.openxmlformats.org/officeDocument/2006/math" xmlns:v="urn:schemas-microsoft-com:vml" xmlns:wp14="http://schemas.microsoft.com/office/word/2010/wordprocessingDrawing" xmlns:wp="http://schemas.openxmlformats.org/drawingml/2006/wordprocessingDrawing" xmlns:w10="urn:schemas-microsoft-com:office:word" xmlns:w="http://schemas.openxmlformats.org/wordprocessingml/2006/main" xmlns:w14="http://schemas.microsoft.com/office/word/2010/wordml" xmlns:w15="http://schemas.microsoft.com/office/word/2012/wordml" xmlns:w16cex="http://schemas.microsoft.com/office/word/2018/wordml/cex" xmlns:w16cid="http://schemas.microsoft.com/office/word/2016/wordml/cid" xmlns:w16="http://schemas.microsoft.com/office/word/2018/wordml" xmlns:w16sdtdh="http://schemas.microsoft.com/office/word/2020/wordml/sdtdatahash" xmlns:w16se="http://schemas.microsoft.com/office/word/2015/wordml/symex" xmlns:wpg="http://schemas.microsoft.com/office/word/2010/wordprocessingGroup" xmlns:wpi="http://schemas.microsoft.com/office/word/2010/wordprocessingInk" xmlns:wne="http://schemas.microsoft.com/office/word/2006/wordml" xmlns:wps="http://schemas.microsoft.com/office/word/2010/wordprocessingShape" mc:Ignorable="w14 w15 w16se w16cid w16 w16cex w16sdtdh wp14">
+  <w15:commentEx w15:paraId="409AC47E" w15:done="0"/>
+</w15:commentsEx>
+</file>
+
+<file path=word/commentsExtensible.xml><?xml version="1.0" encoding="utf-8"?>
+<w16cex:commentsExtensible xmlns:wpc="http://schemas.microsoft.com/office/word/2010/wordprocessingCanvas" xmlns:cx="http://schemas.microsoft.com/office/drawing/2014/chartex" xmlns:cx1="http://schemas.microsoft.com/office/drawing/2015/9/8/chartex" xmlns:cx2="http://schemas.microsoft.com/office/drawing/2015/10/21/chartex" xmlns:cx3="http://schemas.microsoft.com/office/drawing/2016/5/9/chartex" xmlns:cx4="http://schemas.microsoft.com/office/drawing/2016/5/10/chartex" xmlns:cx5="http://schemas.microsoft.com/office/drawing/2016/5/11/chartex" xmlns:cx6="http://schemas.microsoft.com/office/drawing/2016/5/12/chartex" xmlns:cx7="http://schemas.microsoft.com/office/drawing/2016/5/13/chartex" xmlns:cx8="http://schemas.microsoft.com/office/drawing/2016/5/14/chartex" xmlns:mc="http://schemas.openxmlformats.org/markup-compatibility/2006" xmlns:aink="http://schemas.microsoft.com/office/drawing/2016/ink" xmlns:am3d="http://schemas.microsoft.com/office/drawing/2017/model3d" xmlns:o="urn:schemas-microsoft-com:office:office" xmlns:oel="http://schemas.microsoft.com/office/2019/extlst" xmlns:r="http://schemas.openxmlformats.org/officeDocument/2006/relationships" xmlns:m="http://schemas.openxmlformats.org/officeDocument/2006/math" xmlns:v="urn:schemas-microsoft-com:vml" xmlns:wp14="http://schemas.microsoft.com/office/word/2010/wordprocessingDrawing" xmlns:wp="http://schemas.openxmlformats.org/drawingml/2006/wordprocessingDrawing" xmlns:w10="urn:schemas-microsoft-com:office:word" xmlns:w="http://schemas.openxmlformats.org/wordprocessingml/2006/main" xmlns:w14="http://schemas.microsoft.com/office/word/2010/wordml" xmlns:w15="http://schemas.microsoft.com/office/word/2012/wordml" xmlns:w16cex="http://schemas.microsoft.com/office/word/2018/wordml/cex" xmlns:w16cid="http://schemas.microsoft.com/office/word/2016/wordml/cid" xmlns:w16="http://schemas.microsoft.com/office/word/2018/wordml" xmlns:w16sdtdh="http://schemas.microsoft.com/office/word/2020/wordml/sdtdatahash" xmlns:w16se="http://schemas.microsoft.com/office/word/2015/wordml/symex" xmlns:wpg="http://schemas.microsoft.com/office/word/2010/wordprocessingGroup" xmlns:wpi="http://schemas.microsoft.com/office/word/2010/wordprocessingInk" xmlns:wne="http://schemas.microsoft.com/office/word/2006/wordml" xmlns:wps="http://schemas.microsoft.com/office/word/2010/wordprocessingShape" mc:Ignorable="w14 w15 w16se w16cid w16 w16cex w16sdtdh wp14">
+  <w16cex:commentExtensible w16cex:durableId="28514F36" w16cex:dateUtc="2023-07-06T12:33:00Z"/>
+</w16cex:commentsExtensible>
+</file>
+
+<file path=word/commentsIds.xml><?xml version="1.0" encoding="utf-8"?>
+<w16cid:commentsIds xmlns:wpc="http://schemas.microsoft.com/office/word/2010/wordprocessingCanvas" xmlns:cx="http://schemas.microsoft.com/office/drawing/2014/chartex" xmlns:cx1="http://schemas.microsoft.com/office/drawing/2015/9/8/chartex" xmlns:cx2="http://schemas.microsoft.com/office/drawing/2015/10/21/chartex" xmlns:cx3="http://schemas.microsoft.com/office/drawing/2016/5/9/chartex" xmlns:cx4="http://schemas.microsoft.com/office/drawing/2016/5/10/chartex" xmlns:cx5="http://schemas.microsoft.com/office/drawing/2016/5/11/chartex" xmlns:cx6="http://schemas.microsoft.com/office/drawing/2016/5/12/chartex" xmlns:cx7="http://schemas.microsoft.com/office/drawing/2016/5/13/chartex" xmlns:cx8="http://schemas.microsoft.com/office/drawing/2016/5/14/chartex" xmlns:mc="http://schemas.openxmlformats.org/markup-compatibility/2006" xmlns:aink="http://schemas.microsoft.com/office/drawing/2016/ink" xmlns:am3d="http://schemas.microsoft.com/office/drawing/2017/model3d" xmlns:o="urn:schemas-microsoft-com:office:office" xmlns:oel="http://schemas.microsoft.com/office/2019/extlst" xmlns:r="http://schemas.openxmlformats.org/officeDocument/2006/relationships" xmlns:m="http://schemas.openxmlformats.org/officeDocument/2006/math" xmlns:v="urn:schemas-microsoft-com:vml" xmlns:wp14="http://schemas.microsoft.com/office/word/2010/wordprocessingDrawing" xmlns:wp="http://schemas.openxmlformats.org/drawingml/2006/wordprocessingDrawing" xmlns:w10="urn:schemas-microsoft-com:office:word" xmlns:w="http://schemas.openxmlformats.org/wordprocessingml/2006/main" xmlns:w14="http://schemas.microsoft.com/office/word/2010/wordml" xmlns:w15="http://schemas.microsoft.com/office/word/2012/wordml" xmlns:w16cex="http://schemas.microsoft.com/office/word/2018/wordml/cex" xmlns:w16cid="http://schemas.microsoft.com/office/word/2016/wordml/cid" xmlns:w16="http://schemas.microsoft.com/office/word/2018/wordml" xmlns:w16sdtdh="http://schemas.microsoft.com/office/word/2020/wordml/sdtdatahash" xmlns:w16se="http://schemas.microsoft.com/office/word/2015/wordml/symex" xmlns:wpg="http://schemas.microsoft.com/office/word/2010/wordprocessingGroup" xmlns:wpi="http://schemas.microsoft.com/office/word/2010/wordprocessingInk" xmlns:wne="http://schemas.microsoft.com/office/word/2006/wordml" xmlns:wps="http://schemas.microsoft.com/office/word/2010/wordprocessingShape" mc:Ignorable="w14 w15 w16se w16cid w16 w16cex w16sdtdh wp14">
+  <w16cid:commentId w16cid:paraId="409AC47E" w16cid:durableId="28514F36"/>
+</w16cid:commentsIds>
+</file>
+
+<file path=word/people.xml><?xml version="1.0" encoding="utf-8"?>
+<w15:people xmlns:wpc="http://schemas.microsoft.com/office/word/2010/wordprocessingCanvas" xmlns:cx="http://schemas.microsoft.com/office/drawing/2014/chartex" xmlns:cx1="http://schemas.microsoft.com/office/drawing/2015/9/8/chartex" xmlns:cx2="http://schemas.microsoft.com/office/drawing/2015/10/21/chartex" xmlns:cx3="http://schemas.microsoft.com/office/drawing/2016/5/9/chartex" xmlns:cx4="http://schemas.microsoft.com/office/drawing/2016/5/10/chartex" xmlns:cx5="http://schemas.microsoft.com/office/drawing/2016/5/11/chartex" xmlns:cx6="http://schemas.microsoft.com/office/drawing/2016/5/12/chartex" xmlns:cx7="http://schemas.microsoft.com/office/drawing/2016/5/13/chartex" xmlns:cx8="http://schemas.microsoft.com/office/drawing/2016/5/14/chartex" xmlns:mc="http://schemas.openxmlformats.org/markup-compatibility/2006" xmlns:aink="http://schemas.microsoft.com/office/drawing/2016/ink" xmlns:am3d="http://schemas.microsoft.com/office/drawing/2017/model3d" xmlns:o="urn:schemas-microsoft-com:office:office" xmlns:oel="http://schemas.microsoft.com/office/2019/extlst" xmlns:r="http://schemas.openxmlformats.org/officeDocument/2006/relationships" xmlns:m="http://schemas.openxmlformats.org/officeDocument/2006/math" xmlns:v="urn:schemas-microsoft-com:vml" xmlns:wp14="http://schemas.microsoft.com/office/word/2010/wordprocessingDrawing" xmlns:wp="http://schemas.openxmlformats.org/drawingml/2006/wordprocessingDrawing" xmlns:w10="urn:schemas-microsoft-com:office:word" xmlns:w="http://schemas.openxmlformats.org/wordprocessingml/2006/main" xmlns:w14="http://schemas.microsoft.com/office/word/2010/wordml" xmlns:w15="http://schemas.microsoft.com/office/word/2012/wordml" xmlns:w16cex="http://schemas.microsoft.com/office/word/2018/wordml/cex" xmlns:w16cid="http://schemas.microsoft.com/office/word/2016/wordml/cid" xmlns:w16="http://schemas.microsoft.com/office/word/2018/wordml" xmlns:w16sdtdh="http://schemas.microsoft.com/office/word/2020/wordml/sdtdatahash" xmlns:w16se="http://schemas.microsoft.com/office/word/2015/wordml/symex" xmlns:wpg="http://schemas.microsoft.com/office/word/2010/wordprocessingGroup" xmlns:wpi="http://schemas.microsoft.com/office/word/2010/wordprocessingInk" xmlns:wne="http://schemas.microsoft.com/office/word/2006/wordml" xmlns:wps="http://schemas.microsoft.com/office/word/2010/wordprocessingShape" mc:Ignorable="w14 w15 w16se w16cid w16 w16cex w16sdtdh wp14">
+  <w15:person w15:author="Müller, Maximilian | Wissensfabrik">
+    <w15:presenceInfo w15:providerId="AD" w15:userId="S::Maximilian.Mueller@wissensfabrik.de::fd810f2c-6434-45ec-b130-b89fd500a626"/>
+  </w15:person>
+</w15:people>
 </file>
 
 <file path=word/styles.xml><?xml version="1.0" encoding="utf-8"?>
@@ -2292,6 +2337,86 @@
       <w:rFonts w:ascii="Arial" w:eastAsia="Arial" w:hAnsi="Arial" w:cs="Arial"/>
     </w:rPr>
   </w:style>
+  <w:style w:type="paragraph" w:styleId="berarbeitung">
+    <w:name w:val="Revision"/>
+    <w:hidden/>
+    <w:uiPriority w:val="99"/>
+    <w:semiHidden/>
+    <w:rsid w:val="00064658"/>
+    <w:pPr>
+      <w:widowControl/>
+      <w:autoSpaceDE/>
+      <w:autoSpaceDN/>
+    </w:pPr>
+    <w:rPr>
+      <w:rFonts w:ascii="Arial" w:eastAsia="Arial" w:hAnsi="Arial" w:cs="Arial"/>
+    </w:rPr>
+  </w:style>
+  <w:style w:type="character" w:styleId="Kommentarzeichen">
+    <w:name w:val="annotation reference"/>
+    <w:basedOn w:val="Absatz-Standardschriftart"/>
+    <w:uiPriority w:val="99"/>
+    <w:semiHidden/>
+    <w:unhideWhenUsed/>
+    <w:rsid w:val="00AD035B"/>
+    <w:rPr>
+      <w:sz w:val="16"/>
+      <w:szCs w:val="16"/>
+    </w:rPr>
+  </w:style>
+  <w:style w:type="paragraph" w:styleId="Kommentartext">
+    <w:name w:val="annotation text"/>
+    <w:basedOn w:val="Standard"/>
+    <w:link w:val="KommentartextZchn"/>
+    <w:uiPriority w:val="99"/>
+    <w:unhideWhenUsed/>
+    <w:rsid w:val="00AD035B"/>
+    <w:rPr>
+      <w:sz w:val="20"/>
+      <w:szCs w:val="20"/>
+    </w:rPr>
+  </w:style>
+  <w:style w:type="character" w:customStyle="1" w:styleId="KommentartextZchn">
+    <w:name w:val="Kommentartext Zchn"/>
+    <w:basedOn w:val="Absatz-Standardschriftart"/>
+    <w:link w:val="Kommentartext"/>
+    <w:uiPriority w:val="99"/>
+    <w:rsid w:val="00AD035B"/>
+    <w:rPr>
+      <w:rFonts w:ascii="Arial" w:eastAsia="Arial" w:hAnsi="Arial" w:cs="Arial"/>
+      <w:sz w:val="20"/>
+      <w:szCs w:val="20"/>
+    </w:rPr>
+  </w:style>
+  <w:style w:type="paragraph" w:styleId="Kommentarthema">
+    <w:name w:val="annotation subject"/>
+    <w:basedOn w:val="Kommentartext"/>
+    <w:next w:val="Kommentartext"/>
+    <w:link w:val="KommentarthemaZchn"/>
+    <w:uiPriority w:val="99"/>
+    <w:semiHidden/>
+    <w:unhideWhenUsed/>
+    <w:rsid w:val="00AD035B"/>
+    <w:rPr>
+      <w:b/>
+      <w:bCs/>
+    </w:rPr>
+  </w:style>
+  <w:style w:type="character" w:customStyle="1" w:styleId="KommentarthemaZchn">
+    <w:name w:val="Kommentarthema Zchn"/>
+    <w:basedOn w:val="KommentartextZchn"/>
+    <w:link w:val="Kommentarthema"/>
+    <w:uiPriority w:val="99"/>
+    <w:semiHidden/>
+    <w:rsid w:val="00AD035B"/>
+    <w:rPr>
+      <w:rFonts w:ascii="Arial" w:eastAsia="Arial" w:hAnsi="Arial" w:cs="Arial"/>
+      <w:b/>
+      <w:bCs/>
+      <w:sz w:val="20"/>
+      <w:szCs w:val="20"/>
+    </w:rPr>
+  </w:style>
 </w:styles>
 </file>
 
